--- a/1/звіт1.docx
+++ b/1/звіт1.docx
@@ -2938,6 +2938,72 @@
       <w:pPr>
         <w:spacing w:after="200" w:line="276" w:lineRule="auto"/>
         <w:rPr>
+          <w:sz w:val="28"/>
+          <w:szCs w:val="28"/>
+          <w:lang w:val="uk-UA"/>
+        </w:rPr>
+      </w:pPr>
+      <w:r>
+        <w:rPr>
+          <w:sz w:val="28"/>
+          <w:szCs w:val="28"/>
+          <w:lang w:val="uk-UA"/>
+        </w:rPr>
+        <w:t>Я н</w:t>
+      </w:r>
+      <w:r>
+        <w:rPr>
+          <w:sz w:val="28"/>
+          <w:szCs w:val="28"/>
+          <w:lang w:val="uk-UA"/>
+        </w:rPr>
+        <w:t>аписа</w:t>
+      </w:r>
+      <w:r>
+        <w:rPr>
+          <w:sz w:val="28"/>
+          <w:szCs w:val="28"/>
+          <w:lang w:val="uk-UA"/>
+        </w:rPr>
+        <w:t>в</w:t>
+      </w:r>
+      <w:r>
+        <w:rPr>
+          <w:sz w:val="28"/>
+          <w:szCs w:val="28"/>
+          <w:lang w:val="uk-UA"/>
+        </w:rPr>
+        <w:t xml:space="preserve"> програму, яка здійснює пошук студентів у текстовому файлі та видає</w:t>
+      </w:r>
+      <w:r>
+        <w:rPr>
+          <w:sz w:val="28"/>
+          <w:szCs w:val="28"/>
+          <w:lang w:val="uk-UA"/>
+        </w:rPr>
+        <w:t xml:space="preserve"> </w:t>
+      </w:r>
+      <w:r>
+        <w:rPr>
+          <w:sz w:val="28"/>
+          <w:szCs w:val="28"/>
+          <w:lang w:val="uk-UA"/>
+        </w:rPr>
+        <w:t>результати пошуку.</w:t>
+      </w:r>
+      <w:r>
+        <w:rPr>
+          <w:sz w:val="28"/>
+          <w:szCs w:val="28"/>
+          <w:lang w:val="uk-UA"/>
+        </w:rPr>
+        <w:t xml:space="preserve"> Її можна переглянути за посиланням нижче:</w:t>
+      </w:r>
+    </w:p>
+    <w:p>
+      <w:pPr>
+        <w:spacing w:after="200" w:line="276" w:lineRule="auto"/>
+        <w:rPr>
           <w:b/>
           <w:bCs/>
           <w:sz w:val="28"/>
@@ -2945,7 +3011,23 @@
           <w:lang w:val="uk-UA"/>
         </w:rPr>
       </w:pPr>
-      <w:r>
+      <w:hyperlink r:id="rId15" w:history="1">
+        <w:r>
+          <w:rPr>
+            <w:rStyle w:val="ac"/>
+            <w:b/>
+            <w:bCs/>
+            <w:sz w:val="28"/>
+            <w:szCs w:val="28"/>
+            <w:lang w:val="uk-UA"/>
+          </w:rPr>
+          <w:t>https://github.com/ddanq4/3-obd/blob/main/1(2)/main.cpp</w:t>
+        </w:r>
+      </w:hyperlink>
+    </w:p>
+    <w:p>
+      <w:pPr>
+        <w:spacing w:after="200" w:line="276" w:lineRule="auto"/>
         <w:rPr>
           <w:b/>
           <w:bCs/>
@@ -2953,78 +3035,6 @@
           <w:szCs w:val="28"/>
           <w:lang w:val="uk-UA"/>
         </w:rPr>
-        <w:t xml:space="preserve">Посилання на Вашу </w:t>
-      </w:r>
-      <w:r>
-        <w:rPr>
-          <w:b/>
-          <w:bCs/>
-          <w:sz w:val="28"/>
-          <w:szCs w:val="28"/>
-          <w:lang w:val="en-US"/>
-        </w:rPr>
-        <w:t>Git</w:t>
-      </w:r>
-      <w:r>
-        <w:rPr>
-          <w:b/>
-          <w:bCs/>
-          <w:sz w:val="28"/>
-          <w:szCs w:val="28"/>
-        </w:rPr>
-        <w:t>-</w:t>
-      </w:r>
-      <w:r>
-        <w:rPr>
-          <w:b/>
-          <w:bCs/>
-          <w:sz w:val="28"/>
-          <w:szCs w:val="28"/>
-          <w:lang w:val="uk-UA"/>
-        </w:rPr>
-        <w:t>сторінку</w:t>
-      </w:r>
-      <w:r>
-        <w:rPr>
-          <w:b/>
-          <w:bCs/>
-          <w:sz w:val="28"/>
-          <w:szCs w:val="28"/>
-          <w:lang w:val="uk-UA"/>
-        </w:rPr>
-        <w:t xml:space="preserve"> з повним лістингом проєкту (репозиторій повинен бути закритий але з доступом для викладача)</w:t>
-      </w:r>
-      <w:r>
-        <w:rPr>
-          <w:b/>
-          <w:bCs/>
-          <w:sz w:val="28"/>
-          <w:szCs w:val="28"/>
-          <w:lang w:val="uk-UA"/>
-        </w:rPr>
-        <w:t>:</w:t>
-      </w:r>
-      <w:r>
-        <w:rPr>
-          <w:b/>
-          <w:bCs/>
-          <w:sz w:val="28"/>
-          <w:szCs w:val="28"/>
-          <w:lang w:val="uk-UA"/>
-        </w:rPr>
-        <w:t xml:space="preserve"> </w:t>
-      </w:r>
-    </w:p>
-    <w:p>
-      <w:pPr>
-        <w:spacing w:after="200" w:line="276" w:lineRule="auto"/>
-        <w:rPr>
-          <w:b/>
-          <w:bCs/>
-          <w:sz w:val="28"/>
-          <w:szCs w:val="28"/>
-          <w:lang w:val="uk-UA"/>
-        </w:rPr>
       </w:pPr>
     </w:p>
     <w:p>
@@ -3076,18 +3086,6 @@
         </w:rPr>
         <w:t xml:space="preserve"> </w:t>
       </w:r>
-    </w:p>
-    <w:p>
-      <w:pPr>
-        <w:spacing w:after="200" w:line="276" w:lineRule="auto"/>
-        <w:rPr>
-          <w:i/>
-          <w:iCs/>
-          <w:sz w:val="28"/>
-          <w:szCs w:val="28"/>
-          <w:lang w:val="en-US"/>
-        </w:rPr>
-      </w:pPr>
       <w:r>
         <w:rPr>
           <w:sz w:val="28"/>
@@ -4381,6 +4379,16 @@
           <w:lang w:val="uk-UA" w:eastAsia="uk-UA"/>
         </w:rPr>
       </w:pPr>
+      <w:r>
+        <w:rPr>
+          <w:rFonts w:ascii="Courier New" w:hAnsi="Courier New" w:cs="Courier New"/>
+          <w:color w:val="888888"/>
+          <w:sz w:val="20"/>
+          <w:szCs w:val="20"/>
+          <w:lang w:val="uk-UA" w:eastAsia="uk-UA"/>
+        </w:rPr>
+        <w:t>// Завантаження студентів з файлу</w:t>
+      </w:r>
     </w:p>
     <w:p>
       <w:pPr>
@@ -7274,6 +7282,16 @@
           <w:lang w:val="uk-UA" w:eastAsia="uk-UA"/>
         </w:rPr>
       </w:pPr>
+      <w:r>
+        <w:rPr>
+          <w:rFonts w:ascii="Courier New" w:hAnsi="Courier New" w:cs="Courier New"/>
+          <w:color w:val="888888"/>
+          <w:sz w:val="20"/>
+          <w:szCs w:val="20"/>
+          <w:lang w:val="uk-UA" w:eastAsia="uk-UA"/>
+        </w:rPr>
+        <w:t>// Пошук студента за прізвищем</w:t>
+      </w:r>
     </w:p>
     <w:p>
       <w:pPr>
@@ -10584,6 +10602,16 @@
           <w:lang w:val="uk-UA" w:eastAsia="uk-UA"/>
         </w:rPr>
       </w:pPr>
+      <w:r>
+        <w:rPr>
+          <w:rFonts w:ascii="Courier New" w:hAnsi="Courier New" w:cs="Courier New"/>
+          <w:color w:val="888888"/>
+          <w:sz w:val="20"/>
+          <w:szCs w:val="20"/>
+          <w:lang w:val="uk-UA" w:eastAsia="uk-UA"/>
+        </w:rPr>
+        <w:t>// Пошук за прізвищем та номером автобуса</w:t>
+      </w:r>
     </w:p>
     <w:p>
       <w:pPr>
@@ -13550,6 +13578,16 @@
           <w:lang w:val="uk-UA" w:eastAsia="uk-UA"/>
         </w:rPr>
       </w:pPr>
+      <w:r>
+        <w:rPr>
+          <w:rFonts w:ascii="Courier New" w:hAnsi="Courier New" w:cs="Courier New"/>
+          <w:color w:val="888888"/>
+          <w:sz w:val="20"/>
+          <w:szCs w:val="20"/>
+          <w:lang w:val="uk-UA" w:eastAsia="uk-UA"/>
+        </w:rPr>
+        <w:t>// Пошук за прізвищем вчителя</w:t>
+      </w:r>
     </w:p>
     <w:p>
       <w:pPr>
@@ -16614,6 +16652,16 @@
           <w:lang w:val="uk-UA" w:eastAsia="uk-UA"/>
         </w:rPr>
       </w:pPr>
+      <w:r>
+        <w:rPr>
+          <w:rFonts w:ascii="Courier New" w:hAnsi="Courier New" w:cs="Courier New"/>
+          <w:color w:val="888888"/>
+          <w:sz w:val="20"/>
+          <w:szCs w:val="20"/>
+          <w:lang w:val="uk-UA" w:eastAsia="uk-UA"/>
+        </w:rPr>
+        <w:t>// Пошук за класом</w:t>
+      </w:r>
     </w:p>
     <w:p>
       <w:pPr>
@@ -19507,6 +19555,16 @@
           <w:lang w:val="uk-UA" w:eastAsia="uk-UA"/>
         </w:rPr>
       </w:pPr>
+      <w:r>
+        <w:rPr>
+          <w:rFonts w:ascii="Courier New" w:hAnsi="Courier New" w:cs="Courier New"/>
+          <w:color w:val="888888"/>
+          <w:sz w:val="20"/>
+          <w:szCs w:val="20"/>
+          <w:lang w:val="uk-UA" w:eastAsia="uk-UA"/>
+        </w:rPr>
+        <w:t>// Пошук номером автобуса</w:t>
+      </w:r>
     </w:p>
     <w:p>
       <w:pPr>
@@ -22421,6 +22479,16 @@
           <w:lang w:val="uk-UA" w:eastAsia="uk-UA"/>
         </w:rPr>
       </w:pPr>
+      <w:r>
+        <w:rPr>
+          <w:rFonts w:ascii="Courier New" w:hAnsi="Courier New" w:cs="Courier New"/>
+          <w:color w:val="888888"/>
+          <w:sz w:val="20"/>
+          <w:szCs w:val="20"/>
+          <w:lang w:val="uk-UA" w:eastAsia="uk-UA"/>
+        </w:rPr>
+        <w:t>// Основний цикл</w:t>
+      </w:r>
     </w:p>
     <w:p>
       <w:pPr>
@@ -26839,8 +26907,8 @@
       </w:pPr>
     </w:p>
     <w:sectPr>
-      <w:headerReference w:type="default" r:id="rId15"/>
-      <w:footerReference w:type="default" r:id="rId16"/>
+      <w:headerReference w:type="default" r:id="rId16"/>
+      <w:footerReference w:type="default" r:id="rId17"/>
       <w:pgSz w:w="11906" w:h="16838"/>
       <w:pgMar w:top="1134" w:right="1134" w:bottom="1134" w:left="1134" w:header="709" w:footer="709" w:gutter="0"/>
       <w:cols w:space="708"/>
@@ -27926,7 +27994,7 @@
   <w:style w:type="paragraph" w:default="1" w:styleId="a">
     <w:name w:val="Normal"/>
     <w:qFormat/>
-    <w:rsid w:val="007C7ED3"/>
+    <w:rsid w:val="003B4804"/>
     <w:pPr>
       <w:spacing w:after="0" w:line="240" w:lineRule="auto"/>
     </w:pPr>
@@ -28163,6 +28231,29 @@
       <w:sz w:val="20"/>
       <w:szCs w:val="20"/>
       <w:lang w:val="uk-UA" w:eastAsia="uk-UA"/>
+    </w:rPr>
+  </w:style>
+  <w:style w:type="character" w:styleId="ac">
+    <w:name w:val="Hyperlink"/>
+    <w:basedOn w:val="a0"/>
+    <w:uiPriority w:val="99"/>
+    <w:unhideWhenUsed/>
+    <w:rsid w:val="003B4804"/>
+    <w:rPr>
+      <w:color w:val="0000FF" w:themeColor="hyperlink"/>
+      <w:u w:val="single"/>
+    </w:rPr>
+  </w:style>
+  <w:style w:type="character" w:styleId="ad">
+    <w:name w:val="Unresolved Mention"/>
+    <w:basedOn w:val="a0"/>
+    <w:uiPriority w:val="99"/>
+    <w:semiHidden/>
+    <w:unhideWhenUsed/>
+    <w:rsid w:val="003B4804"/>
+    <w:rPr>
+      <w:color w:val="605E5C"/>
+      <w:shd w:val="clear" w:color="auto" w:fill="E1DFDD"/>
     </w:rPr>
   </w:style>
 </w:styles>
